--- a/Entrepreneurs_SellSheet_v19.docx
+++ b/Entrepreneurs_SellSheet_v19.docx
@@ -582,6 +582,65 @@
     <w:p>
       <w:pPr>
         <w:pBdr>
+          <w:left w:val="single" w:color="4A3AB5" w:sz="12" w:space="10"/>
+        </w:pBdr>
+        <w:spacing w:after="60" w:line="252"/>
+        <w:ind w:left="150"/>
+      </w:pPr>
+      <w:r>
+        <w:rPr>
+          <w:rFonts w:ascii="Calibri" w:cs="Calibri" w:eastAsia="Calibri" w:hAnsi="Calibri"/>
+          <w:i/>
+          <w:iCs/>
+          <w:color w:val="1A1A1A"/>
+          <w:sz w:val="19"/>
+          <w:szCs w:val="19"/>
+        </w:rPr>
+        <w:t xml:space="preserve">“Some people will fucking love this game.”</w:t>
+      </w:r>
+    </w:p>
+    <w:p>
+      <w:pPr>
+        <w:pBdr>
+          <w:left w:val="single" w:color="4A3AB5" w:sz="12" w:space="10"/>
+        </w:pBdr>
+        <w:spacing w:after="60" w:line="252"/>
+        <w:ind w:left="150"/>
+      </w:pPr>
+      <w:r>
+        <w:rPr>
+          <w:rFonts w:ascii="Calibri" w:cs="Calibri" w:eastAsia="Calibri" w:hAnsi="Calibri"/>
+          <w:i/>
+          <w:iCs/>
+          <w:color w:val="1A1A1A"/>
+          <w:sz w:val="19"/>
+          <w:szCs w:val="19"/>
+        </w:rPr>
+        <w:t xml:space="preserve">“…a game that may require a few plays to ‘get’, and that’s okay.”</w:t>
+      </w:r>
+    </w:p>
+    <w:p>
+      <w:pPr>
+        <w:pBdr>
+          <w:left w:val="single" w:color="4A3AB5" w:sz="12" w:space="10"/>
+        </w:pBdr>
+        <w:spacing w:after="90" w:line="252"/>
+        <w:ind w:left="150"/>
+      </w:pPr>
+      <w:r>
+        <w:rPr>
+          <w:rFonts w:ascii="Calibri" w:cs="Calibri" w:eastAsia="Calibri" w:hAnsi="Calibri"/>
+          <w:color w:val="6B6B78"/>
+          <w:spacing w:val="16"/>
+          <w:sz w:val="15"/>
+          <w:szCs w:val="15"/>
+        </w:rPr>
+        <w:t xml:space="preserve">Michael Boggs  ·  playtester, physical session</w:t>
+      </w:r>
+    </w:p>
+    <w:p>
+      <w:pPr>
+        <w:pBdr>
           <w:bottom w:val="single" w:color="D8D4E2" w:sz="6" w:space="4"/>
         </w:pBdr>
         <w:spacing w:after="75" w:before="130"/>
@@ -874,7 +933,7 @@
                 <w:sz w:val="18"/>
                 <w:szCs w:val="18"/>
               </w:rPr>
-              <w:t xml:space="preserve">43 balance audits and 72 automated tests, all in the repository.</w:t>
+              <w:t xml:space="preserve">44 balance audits and 79 automated tests, all in the repository.</w:t>
             </w:r>
           </w:p>
         </w:tc>
